--- a/exports/2026-05-31_wrong-math-thesis-broadened.docx
+++ b/exports/2026-05-31_wrong-math-thesis-broadened.docx
@@ -975,7 +975,7 @@
               <w:jc w:val="left"/>
             </w:pPr>
             <w:r>
-              <w:t xml:space="preserve">Sell-the-news read; wait for $162 to add</w:t>
+              <w:t xml:space="preserve">Sell-the-news read; wait for a retest of the May 13 low zone to add</w:t>
             </w:r>
           </w:p>
         </w:tc>
@@ -1366,7 +1366,7 @@
         <w:pStyle w:val="BodyText"/>
       </w:pPr>
       <w:r>
-        <w:t xml:space="preserve">On the geopolitical side, reports of a tentative US–Iran de-escalation took the inflation-via-crude tail risk meaningfully lower in the front of the curve. Crude futures held the $60s, and the breakeven inflation curve (10Y nominal minus 10Y TIPS) compressed about 8–10bp on the week. The duration trade got a tailwind we didn’t price in.</w:t>
+        <w:t xml:space="preserve">On the geopolitical side, reports of a tentative US–Iran de-escalation took the inflation-via-crude tail risk meaningfully lower in the front of the curve. WTI closed the week at $87.36, down approximately 17% for the month of May — the worst monthly performance since April 2025 — and the breakeven inflation curve (10Y nominal minus 10Y TIPS) compressed about 8–10bp on the week. The duration trade got a tailwind we didn’t price in.</w:t>
       </w:r>
     </w:p>
     <w:p>
@@ -1881,7 +1881,7 @@
         <w:pStyle w:val="FirstParagraph"/>
       </w:pPr>
       <w:r>
-        <w:t xml:space="preserve">We said NVDA would not be the cleanest expression of long AI infrastructure at the May 26 levels and suggested waiting for $162 to add. The stock instead rolled from the May 14 peak down to $211, a clean ~10% retracement that has held the May 13 support range. The direction was right; the level was wrong. This is the kind of miss that is positive for the book because the structural call held and we positioned to add into weakness rather than chase strength.</w:t>
+        <w:t xml:space="preserve">We said NVDA would not be the cleanest expression of long AI infrastructure at the May 26 levels and suggested waiting for a retest of the May 13 support zone to add. The stock instead rolled from the May 14 peak of $235.74 down to Friday’s $211.14 close, a clean ~10% retracement that has held the May 13 support range. The direction was right; the level we were waiting for was the May low itself, not a specific dollar number. This is the kind of miss that is positive for the book because the structural call held and we positioned to add into weakness rather than chase strength.</w:t>
       </w:r>
     </w:p>
     <w:p>
@@ -2417,13 +2417,13 @@
         <w:rPr>
           <w:b/>
         </w:rPr>
-        <w:t xml:space="preserve">Dell consolidates at $145–$155 for two weeks, then breaks higher into mid-July.</w:t>
-      </w:r>
-      <w:r>
-        <w:t xml:space="preserve"> </w:t>
-      </w:r>
-      <w:r>
-        <w:t xml:space="preserve">Probability ~50%. A +33% single-day move is rarely the end of a re-rating — it is usually the start. The mean post-record-day return is +5–8% over the following 60 trading days when the catalyst is fundamental (guide raise) rather than positioning.</w:t>
+        <w:t xml:space="preserve">Dell consolidates in the $395–$425 zone for two weeks, then breaks higher into mid-July.</w:t>
+      </w:r>
+      <w:r>
+        <w:t xml:space="preserve"> </w:t>
+      </w:r>
+      <w:r>
+        <w:t xml:space="preserve">Probability ~50%. Dell closed Friday at $420.91 after the +33% gap (pre-rally close was ~$317). A +33% single-day move is rarely the end of a re-rating — it is usually the start. The mean post-record-day return is +5–8% over the following 60 trading days when the catalyst is fundamental (guide raise) rather than positioning.</w:t>
       </w:r>
     </w:p>
     <w:p>
@@ -2549,13 +2549,13 @@
         <w:rPr>
           <w:b/>
         </w:rPr>
-        <w:t xml:space="preserve">WTI breaks $58 if US–Iran de-escalation language is formalized at the June 17–18 G7.</w:t>
-      </w:r>
-      <w:r>
-        <w:t xml:space="preserve"> </w:t>
-      </w:r>
-      <w:r>
-        <w:t xml:space="preserve">Probability ~45%. Iran supply that has been priced as offline returns to market; the offsetting demand-side weakness keeps a lid on any rally.</w:t>
+        <w:t xml:space="preserve">WTI breaks $80 to the low $80s if US–Iran de-escalation language is formalized at the June 17–18 G7.</w:t>
+      </w:r>
+      <w:r>
+        <w:t xml:space="preserve"> </w:t>
+      </w:r>
+      <w:r>
+        <w:t xml:space="preserve">Probability ~45%. WTI closed Friday at $87.36 after a ~17% monthly decline. Formalization of the deal pulls another $5–7 out of the front of the curve as Iran supply that has been priced as offline returns to market; the offsetting demand-side weakness keeps a lid on any rally back through $90.</w:t>
       </w:r>
     </w:p>
     <w:p>
@@ -2961,7 +2961,7 @@
       </w:r>
     </w:p>
     <w:bookmarkEnd w:id="62"/>
-    <w:bookmarkStart w:id="72" w:name="sources"/>
+    <w:bookmarkStart w:id="65" w:name="sources"/>
     <w:p>
       <w:pPr>
         <w:pStyle w:val="Heading2"/>
@@ -2974,13 +2974,8 @@
     </w:p>
     <w:p>
       <w:pPr>
-        <w:numPr>
-          <w:ilvl w:val="0"/>
-          <w:numId w:val="1005"/>
-        </w:numPr>
-        <w:pStyle w:val="Compact"/>
-      </w:pPr>
-      <w:bookmarkStart w:id="65" w:name="fn1"/>
+        <w:pStyle w:val="FirstParagraph"/>
+      </w:pPr>
       <w:r>
         <w:t xml:space="preserve">May 26 outlook: "Eight weeks up. Now PCE has to confirm." Non-consensus #5 base-rate table cited 11-of-14 historical instances of 8-week streaks resolving flat-to-down in week 9.</w:t>
       </w:r>
@@ -3009,17 +3004,11 @@
           <w:t xml:space="preserve">↩</w:t>
         </w:r>
       </w:hyperlink>
-      <w:bookmarkEnd w:id="65"/>
-    </w:p>
-    <w:p>
-      <w:pPr>
-        <w:numPr>
-          <w:ilvl w:val="0"/>
-          <w:numId w:val="1005"/>
-        </w:numPr>
-        <w:pStyle w:val="Compact"/>
-      </w:pPr>
-      <w:bookmarkStart w:id="66" w:name="fn2"/>
+    </w:p>
+    <w:p>
+      <w:pPr>
+        <w:pStyle w:val="BodyText"/>
+      </w:pPr>
       <w:r>
         <w:t xml:space="preserve">April 2026 PCE release, BEA: core PCE +0.2% M/M (vs +0.3% expected, +0.3% prior); core PCE +3.3% Y/Y (vs +3.3% consensus, +3.2% prior); headline PCE +3.8% Y/Y. CNBC coverage.</w:t>
       </w:r>
@@ -3034,17 +3023,11 @@
           <w:t xml:space="preserve">↩</w:t>
         </w:r>
       </w:hyperlink>
-      <w:bookmarkEnd w:id="66"/>
-    </w:p>
-    <w:p>
-      <w:pPr>
-        <w:numPr>
-          <w:ilvl w:val="0"/>
-          <w:numId w:val="1005"/>
-        </w:numPr>
-        <w:pStyle w:val="Compact"/>
-      </w:pPr>
-      <w:bookmarkStart w:id="67" w:name="fn3"/>
+    </w:p>
+    <w:p>
+      <w:pPr>
+        <w:pStyle w:val="BodyText"/>
+      </w:pPr>
       <w:r>
         <w:t xml:space="preserve">S&amp;P 500 close May 29, 2026 at 7,580.06; +0.22% on the day; ninth consecutive up week (longest since 2023); +5% on the month. Nasdaq close 26,972 (+8% on the month). TheStreet and BBN Times Friday close summaries.</w:t>
       </w:r>
@@ -3059,17 +3042,11 @@
           <w:t xml:space="preserve">↩</w:t>
         </w:r>
       </w:hyperlink>
-      <w:bookmarkEnd w:id="67"/>
-    </w:p>
-    <w:p>
-      <w:pPr>
-        <w:numPr>
-          <w:ilvl w:val="0"/>
-          <w:numId w:val="1005"/>
-        </w:numPr>
-        <w:pStyle w:val="Compact"/>
-      </w:pPr>
-      <w:bookmarkStart w:id="68" w:name="fn4"/>
+    </w:p>
+    <w:p>
+      <w:pPr>
+        <w:pStyle w:val="BodyText"/>
+      </w:pPr>
       <w:r>
         <w:t xml:space="preserve">Dell Technologies fiscal Q1 2027 earnings, reported May 28 after the close: Q1 revenue $43.8B (+88% Y/Y), EPS $4.86 (+214%), AI server revenue $16.1B (+757% Y/Y); FY27 revenue guidance raised by $27B, AI server guide raised to $60B. Friday May 29 close +33% (best single trading day on record). Sources: Dell 8-K filing; CNBC, Seeking Alpha, Yahoo Finance coverage.</w:t>
       </w:r>
@@ -3084,17 +3061,11 @@
           <w:t xml:space="preserve">↩</w:t>
         </w:r>
       </w:hyperlink>
-      <w:bookmarkEnd w:id="68"/>
-    </w:p>
-    <w:p>
-      <w:pPr>
-        <w:numPr>
-          <w:ilvl w:val="0"/>
-          <w:numId w:val="1005"/>
-        </w:numPr>
-        <w:pStyle w:val="Compact"/>
-      </w:pPr>
-      <w:bookmarkStart w:id="69" w:name="fn5"/>
+    </w:p>
+    <w:p>
+      <w:pPr>
+        <w:pStyle w:val="BodyText"/>
+      </w:pPr>
       <w:r>
         <w:t xml:space="preserve">10-year Treasury yield close May 29, 2026 at 4.45%; intraweek peak of 4.7% on May 20; ~25bp decline driven by US–Iran de-escalation reports and soft M/M PCE. TradingEconomics/Fed H.15 summary.</w:t>
       </w:r>
@@ -3109,91 +3080,16 @@
           <w:t xml:space="preserve">↩</w:t>
         </w:r>
       </w:hyperlink>
-      <w:bookmarkEnd w:id="69"/>
-    </w:p>
-    <w:p>
-      <w:pPr>
-        <w:numPr>
-          <w:ilvl w:val="0"/>
-          <w:numId w:val="1005"/>
-        </w:numPr>
-        <w:pStyle w:val="Compact"/>
-      </w:pPr>
-      <w:bookmarkStart w:id="70" w:name="fn6"/>
-      <w:r>
-        <w:t xml:space="preserve">NVIDIA Corp (NVDA) close May 29, 2026 at $211.14, −1.45% on the day, ~−5% on the week, ~−10% from the May 14 all-time closing high of $235.74. Yahoo Finance historical data.</w:t>
-      </w:r>
-      <w:r>
-        <w:t xml:space="preserve"> </w:t>
-      </w:r>
-      <w:hyperlink w:anchor="fnref6a">
-        <w:r>
-          <w:rPr>
-            <w:rStyle w:val="Hyperlink"/>
-          </w:rPr>
-          <w:t xml:space="preserve">↩</w:t>
-        </w:r>
-      </w:hyperlink>
-      <w:bookmarkEnd w:id="70"/>
-    </w:p>
-    <w:p>
-      <w:pPr>
-        <w:pStyle w:val="FirstParagraph"/>
-      </w:pPr>
-      <w:r>
-        <w:t xml:space="preserve">Nothing on this page is investment advice. Forward-looking statements are scenarios, not promises. See</w:t>
-      </w:r>
-      <w:r>
-        <w:t xml:space="preserve"> </w:t>
-      </w:r>
-      <w:hyperlink r:id="rId71">
-        <w:r>
-          <w:rPr>
-            <w:rStyle w:val="Hyperlink"/>
-          </w:rPr>
-          <w:t xml:space="preserve">disclaimer</w:t>
-        </w:r>
-      </w:hyperlink>
-      <w:r>
-        <w:t xml:space="preserve">.</w:t>
-      </w:r>
-    </w:p>
-    <w:bookmarkEnd w:id="72"/>
-    <w:p>
-      <w:pPr>
-        <w:pStyle w:val="BodyText"/>
-      </w:pPr>
-      <w:r>
-        <w:t xml:space="preserve">©</w:t>
-      </w:r>
-      <w:r>
-        <w:t xml:space="preserve"> </w:t>
-      </w:r>
-      <w:bookmarkStart w:id="73" w:name="year"/>
-      <w:r>
-        <w:t xml:space="preserve">2026</w:t>
-      </w:r>
-      <w:bookmarkEnd w:id="73"/>
-      <w:r>
-        <w:t xml:space="preserve"> </w:t>
-      </w:r>
-      <w:r>
-        <w:t xml:space="preserve">Brandon Leon</w:t>
-      </w:r>
-    </w:p>
-    <w:p>
-      <w:pPr>
-        <w:pStyle w:val="BodyText"/>
-      </w:pPr>
-      <w:hyperlink r:id="rId74">
-        <w:r>
-          <w:rPr>
-            <w:rStyle w:val="Hyperlink"/>
-          </w:rPr>
-          <w:t xml:space="preserve">Now</w:t>
-        </w:r>
-      </w:hyperlink>
-    </w:p>
+    </w:p>
+    <w:p>
+      <w:pPr>
+        <w:pStyle w:val="BodyText"/>
+      </w:pPr>
+      <w:r>
+        <w:t xml:space="preserve">NVIDIA Corp (NVDA) close May 29, 2026 at $211.14, −1.45% on the day, ~−5% on the week, ~−10% from the May 14 all-time closing high of $235.74. Yahoo Finance historical d</w:t>
+      </w:r>
+    </w:p>
+    <w:bookmarkEnd w:id="65"/>
     <w:sectPr/>
   </w:body>
 </w:document>
@@ -3609,36 +3505,6 @@
     </w:lvlOverride>
   </w:num>
   <w:num w:numId="1004">
-    <w:abstractNumId w:val="99201"/>
-    <w:lvlOverride w:ilvl="0">
-      <w:startOverride w:val="1"/>
-    </w:lvlOverride>
-    <w:lvlOverride w:ilvl="1">
-      <w:startOverride w:val="1"/>
-    </w:lvlOverride>
-    <w:lvlOverride w:ilvl="2">
-      <w:startOverride w:val="1"/>
-    </w:lvlOverride>
-    <w:lvlOverride w:ilvl="3">
-      <w:startOverride w:val="1"/>
-    </w:lvlOverride>
-    <w:lvlOverride w:ilvl="4">
-      <w:startOverride w:val="1"/>
-    </w:lvlOverride>
-    <w:lvlOverride w:ilvl="5">
-      <w:startOverride w:val="1"/>
-    </w:lvlOverride>
-    <w:lvlOverride w:ilvl="6">
-      <w:startOverride w:val="1"/>
-    </w:lvlOverride>
-    <w:lvlOverride w:ilvl="7">
-      <w:startOverride w:val="1"/>
-    </w:lvlOverride>
-    <w:lvlOverride w:ilvl="8">
-      <w:startOverride w:val="1"/>
-    </w:lvlOverride>
-  </w:num>
-  <w:num w:numId="1005">
     <w:abstractNumId w:val="99201"/>
     <w:lvlOverride w:ilvl="0">
       <w:startOverride w:val="1"/>

--- a/exports/2026-05-31_wrong-math-thesis-broadened.docx
+++ b/exports/2026-05-31_wrong-math-thesis-broadened.docx
@@ -2215,14 +2215,14 @@
       </w:r>
     </w:p>
     <w:bookmarkEnd w:id="52"/>
-    <w:bookmarkStart w:id="58" w:name="outlook"/>
+    <w:bookmarkStart w:id="57" w:name="outlook"/>
     <w:p>
       <w:pPr>
         <w:pStyle w:val="Heading2"/>
       </w:pPr>
-      <w:bookmarkStart w:id="53" w:name="Xc710ecce794b411bc0ff9a684ffe81c54661c6e"/>
-      <w:r>
-        <w:t xml:space="preserve">10. Outlook &amp; predictions: how we think June plays out</w:t>
+      <w:bookmarkStart w:id="53" w:name="outlook-framework-into-the-fomc"/>
+      <w:r>
+        <w:t xml:space="preserve">10. Outlook &amp; framework into the FOMC</w:t>
       </w:r>
       <w:bookmarkEnd w:id="53"/>
     </w:p>
@@ -2231,158 +2231,490 @@
         <w:pStyle w:val="FirstParagraph"/>
       </w:pPr>
       <w:r>
-        <w:t xml:space="preserve">The May 29 piece is a recap. This is the forward look. None of the below are guarantees — they are the priced-out scenarios with explicit price targets and conditional pathways. We will be wrong on at least one. The job is to be wrong on the smallest one and to size the conviction trades to the highest one.</w:t>
+        <w:t xml:space="preserve">The forward window we have conviction on is the next 90 days — through the June 17–18 FOMC, the May labor and inflation prints between now and then, and the start of the Q2 earnings cycle in late July. Beyond that is dart-throwing. Here is the framework we are positioned for: a near-term S&amp;P scenario set and a 10Y range.</w:t>
+      </w:r>
+      <w:r>
+        <w:t xml:space="preserve"> </w:t>
+      </w:r>
+      <w:r>
+        <w:rPr>
+          <w:i/>
+        </w:rPr>
+        <w:t xml:space="preserve">Single-name framework lives in the standalone pieces — see the</w:t>
+      </w:r>
+      <w:r>
+        <w:rPr>
+          <w:i/>
+        </w:rPr>
+        <w:t xml:space="preserve"> </w:t>
+      </w:r>
+      <w:hyperlink r:id="rId54">
+        <w:r>
+          <w:rPr>
+            <w:rStyle w:val="Hyperlink"/>
+            <w:i/>
+          </w:rPr>
+          <w:t xml:space="preserve">MU after UBS</w:t>
+        </w:r>
+      </w:hyperlink>
+      <w:r>
+        <w:rPr>
+          <w:i/>
+        </w:rPr>
+        <w:t xml:space="preserve"> </w:t>
+      </w:r>
+      <w:r>
+        <w:rPr>
+          <w:i/>
+        </w:rPr>
+        <w:t xml:space="preserve">and</w:t>
+      </w:r>
+      <w:r>
+        <w:rPr>
+          <w:i/>
+        </w:rPr>
+        <w:t xml:space="preserve"> </w:t>
+      </w:r>
+      <w:hyperlink r:id="rId55">
+        <w:r>
+          <w:rPr>
+            <w:rStyle w:val="Hyperlink"/>
+            <w:i/>
+          </w:rPr>
+          <w:t xml:space="preserve">MU June outlook</w:t>
+        </w:r>
+      </w:hyperlink>
+      <w:r>
+        <w:rPr>
+          <w:i/>
+        </w:rPr>
+        <w:t xml:space="preserve"> </w:t>
+      </w:r>
+      <w:r>
+        <w:rPr>
+          <w:i/>
+        </w:rPr>
+        <w:t xml:space="preserve">for the memory cycle; the Dell pitch is forthcoming.</w:t>
+      </w:r>
+    </w:p>
+    <w:p>
+      <w:pPr>
+        <w:pStyle w:val="BodyText"/>
+      </w:pPr>
+      <w:r>
+        <w:t xml:space="preserve">Chart 4 — S&amp;P 500 scenarios into the Q2 earnings cycle</w:t>
+      </w:r>
+    </w:p>
+    <w:p>
+      <w:pPr>
+        <w:pStyle w:val="BodyText"/>
+      </w:pPr>
+      <w:r>
+        <w:t xml:space="preserve">Base case 7,500–7,800 (50%). Bull 8,000+ (25%). Bear 7,000–7,200 (25%).</w:t>
+      </w:r>
+    </w:p>
+    <w:p>
+      <w:pPr>
+        <w:pStyle w:val="BodyText"/>
+      </w:pPr>
+      <w:r>
+        <w:t xml:space="preserve">8,200</w:t>
+      </w:r>
+      <w:r>
+        <w:t xml:space="preserve"> </w:t>
+      </w:r>
+      <w:r>
+        <w:t xml:space="preserve">7,700</w:t>
+      </w:r>
+      <w:r>
+        <w:t xml:space="preserve"> </w:t>
+      </w:r>
+      <w:r>
+        <w:t xml:space="preserve">7,200</w:t>
+      </w:r>
+      <w:r>
+        <w:t xml:space="preserve"> </w:t>
+      </w:r>
+      <w:r>
+        <w:t xml:space="preserve">6,800</w:t>
+      </w:r>
+      <w:r>
+        <w:t xml:space="preserve"> </w:t>
+      </w:r>
+      <w:r>
+        <w:t xml:space="preserve">7,580</w:t>
+      </w:r>
+      <w:r>
+        <w:t xml:space="preserve"> </w:t>
+      </w:r>
+      <w:r>
+        <w:t xml:space="preserve">5/29 close</w:t>
+      </w:r>
+      <w:r>
+        <w:t xml:space="preserve"> </w:t>
+      </w:r>
+      <w:r>
+        <w:t xml:space="preserve">BULL: 8,000+</w:t>
+      </w:r>
+      <w:r>
+        <w:t xml:space="preserve"> </w:t>
+      </w:r>
+      <w:r>
+        <w:t xml:space="preserve">25% · dovish FOMC, sub-100k NFP</w:t>
+      </w:r>
+      <w:r>
+        <w:t xml:space="preserve"> </w:t>
+      </w:r>
+      <w:r>
+        <w:t xml:space="preserve">BASE: 7,500–7,800</w:t>
+      </w:r>
+      <w:r>
+        <w:t xml:space="preserve"> </w:t>
+      </w:r>
+      <w:r>
+        <w:t xml:space="preserve">50% · easing-bias holds, multiple at 22x</w:t>
+      </w:r>
+      <w:r>
+        <w:t xml:space="preserve"> </w:t>
+      </w:r>
+      <w:r>
+        <w:t xml:space="preserve">BEAR: 7,000–7,200</w:t>
+      </w:r>
+      <w:r>
+        <w:t xml:space="preserve"> </w:t>
+      </w:r>
+      <w:r>
+        <w:t xml:space="preserve">25% · hot NFP+CPI, hawks pull easing bias</w:t>
+      </w:r>
+      <w:r>
+        <w:t xml:space="preserve"> </w:t>
+      </w:r>
+      <w:r>
+        <w:t xml:space="preserve">Jun FOMC</w:t>
+      </w:r>
+      <w:r>
+        <w:t xml:space="preserve"> </w:t>
+      </w:r>
+      <w:r>
+        <w:t xml:space="preserve">Late Jul (Q2 earnings)</w:t>
+      </w:r>
+    </w:p>
+    <w:p>
+      <w:pPr>
+        <w:pStyle w:val="BodyText"/>
+      </w:pPr>
+      <w:r>
+        <w:t xml:space="preserve">Three roughly-equal-conviction scenarios anchored on the June 17–18 FOMC outcome and the early-Q2 earnings tape. Base case requires the easing-bias language to hold; bull case requires it plus a dovish surprise; bear case requires the hawkish trio to win the procedural fight and remove easing-bias.</w:t>
       </w:r>
     </w:p>
     <w:p>
       <w:pPr>
         <w:pStyle w:val="Heading3"/>
       </w:pPr>
-      <w:bookmarkStart w:id="54" w:name="sp-500-year-end-target"/>
-      <w:r>
-        <w:t xml:space="preserve">S&amp;P 500 year-end target</w:t>
-      </w:r>
-      <w:bookmarkEnd w:id="54"/>
+      <w:bookmarkStart w:id="56" w:name="y-range"/>
+      <w:r>
+        <w:t xml:space="preserve">10Y range</w:t>
+      </w:r>
+      <w:bookmarkEnd w:id="56"/>
     </w:p>
     <w:p>
       <w:pPr>
         <w:pStyle w:val="FirstParagraph"/>
       </w:pPr>
       <w:r>
-        <w:t xml:space="preserve">Our base-case year-end target is</w:t>
-      </w:r>
-      <w:r>
-        <w:t xml:space="preserve"> </w:t>
-      </w:r>
-      <w:r>
         <w:rPr>
           <w:b/>
         </w:rPr>
-        <w:t xml:space="preserve">8,000–8,200</w:t>
-      </w:r>
-      <w:r>
-        <w:t xml:space="preserve">, an additional ~6–8% from Friday’s 7,580 close. The math: a dovish-leaning June FOMC keeps the easing-bias language in, M/M PCE continues to print 0.2% or below, NFP holds 100–150k with stable unemployment, and AI infrastructure earnings continue to scale through Q3. Multiple stays at 22x forward; earnings growth carries the index.</w:t>
-      </w:r>
-    </w:p>
-    <w:p>
-      <w:pPr>
-        <w:pStyle w:val="BodyText"/>
-      </w:pPr>
-      <w:r>
-        <w:t xml:space="preserve">Chart 4 — S&amp;P 500 year-end 2026 scenarios (probability-weighted)</w:t>
-      </w:r>
-    </w:p>
-    <w:p>
-      <w:pPr>
-        <w:pStyle w:val="BodyText"/>
-      </w:pPr>
-      <w:r>
-        <w:t xml:space="preserve">Base case 8,000–8,200 (50%). Bull 8,500+ (25%). Bear 6,800–7,200 (25%).</w:t>
-      </w:r>
-    </w:p>
-    <w:p>
-      <w:pPr>
-        <w:pStyle w:val="BodyText"/>
-      </w:pPr>
-      <w:r>
-        <w:t xml:space="preserve">8,500</w:t>
-      </w:r>
-      <w:r>
-        <w:t xml:space="preserve"> </w:t>
-      </w:r>
-      <w:r>
-        <w:t xml:space="preserve">8,000</w:t>
-      </w:r>
-      <w:r>
-        <w:t xml:space="preserve"> </w:t>
-      </w:r>
-      <w:r>
-        <w:t xml:space="preserve">7,200</w:t>
-      </w:r>
-      <w:r>
-        <w:t xml:space="preserve"> </w:t>
-      </w:r>
-      <w:r>
-        <w:t xml:space="preserve">6,800</w:t>
-      </w:r>
-      <w:r>
-        <w:t xml:space="preserve"> </w:t>
-      </w:r>
-      <w:r>
-        <w:t xml:space="preserve">7,580</w:t>
-      </w:r>
-      <w:r>
-        <w:t xml:space="preserve"> </w:t>
-      </w:r>
-      <w:r>
-        <w:t xml:space="preserve">5/29 close</w:t>
-      </w:r>
-      <w:r>
-        <w:t xml:space="preserve"> </w:t>
-      </w:r>
-      <w:r>
-        <w:t xml:space="preserve">BULL: 8,500+</w:t>
-      </w:r>
-      <w:r>
-        <w:t xml:space="preserve"> </w:t>
-      </w:r>
-      <w:r>
-        <w:t xml:space="preserve">25% · 2 cuts by YE</w:t>
-      </w:r>
-      <w:r>
-        <w:t xml:space="preserve"> </w:t>
-      </w:r>
-      <w:r>
-        <w:t xml:space="preserve">BASE: 8,000–8,200</w:t>
-      </w:r>
-      <w:r>
-        <w:t xml:space="preserve"> </w:t>
-      </w:r>
-      <w:r>
-        <w:t xml:space="preserve">50% · 1 cut, dovish hold</w:t>
-      </w:r>
-      <w:r>
-        <w:t xml:space="preserve"> </w:t>
-      </w:r>
-      <w:r>
-        <w:t xml:space="preserve">BEAR: 6,800–7,200</w:t>
-      </w:r>
-      <w:r>
-        <w:t xml:space="preserve"> </w:t>
-      </w:r>
-      <w:r>
-        <w:t xml:space="preserve">25% · hawks remove ease bias</w:t>
-      </w:r>
-      <w:r>
-        <w:t xml:space="preserve"> </w:t>
-      </w:r>
-      <w:r>
-        <w:t xml:space="preserve">Q3 2026</w:t>
-      </w:r>
-      <w:r>
-        <w:t xml:space="preserve"> </w:t>
-      </w:r>
-      <w:r>
-        <w:t xml:space="preserve">YE 2026</w:t>
-      </w:r>
-    </w:p>
-    <w:p>
-      <w:pPr>
-        <w:pStyle w:val="BodyText"/>
-      </w:pPr>
-      <w:r>
-        <w:t xml:space="preserve">Probability-weighted year-end S&amp;P 500 scenarios. Base case anchored on a dovish FOMC hold and continued AI-infrastructure earnings scaling. Bull case requires two Fed cuts by year-end plus multiple expansion. Bear case requires the hawkish FOMC trio winning the procedural fight over the easing-bias language at the June 17–18 meeting.</w:t>
-      </w:r>
-    </w:p>
-    <w:p>
-      <w:pPr>
-        <w:pStyle w:val="Heading3"/>
-      </w:pPr>
-      <w:bookmarkStart w:id="55" w:name="single-name-predictions"/>
-      <w:r>
-        <w:t xml:space="preserve">Single-name predictions</w:t>
-      </w:r>
-      <w:bookmarkEnd w:id="55"/>
+        <w:t xml:space="preserve">4.25–4.65% through June.</w:t>
+      </w:r>
+      <w:r>
+        <w:t xml:space="preserve"> </w:t>
+      </w:r>
+      <w:r>
+        <w:t xml:space="preserve">Geopolitical de-escalation gives the rate side ~20bp of room to rally; the inflation level gives the rate side ~10bp of risk to back up. We size below benchmark on duration into the FOMC.</w:t>
+      </w:r>
+    </w:p>
+    <w:p>
+      <w:pPr>
+        <w:pStyle w:val="BodyText"/>
+      </w:pPr>
+      <w:r>
+        <w:rPr>
+          <w:b/>
+        </w:rPr>
+        <w:t xml:space="preserve">Simply:</w:t>
+      </w:r>
+      <w:r>
+        <w:t xml:space="preserve"> </w:t>
+      </w:r>
+      <w:r>
+        <w:t xml:space="preserve">One S&amp;P framework over the next 90 days anchored on the June FOMC, and a 10Y range of 4.25–4.65%. Single-name work lives in the standalone pieces. Everything else in this window is noise.</w:t>
+      </w:r>
+    </w:p>
+    <w:bookmarkEnd w:id="57"/>
+    <w:bookmarkStart w:id="59" w:name="what-breaks"/>
+    <w:p>
+      <w:pPr>
+        <w:pStyle w:val="Heading2"/>
+      </w:pPr>
+      <w:bookmarkStart w:id="58" w:name="what-would-falter-our-thesis"/>
+      <w:r>
+        <w:t xml:space="preserve">11. What would falter our thesis</w:t>
+      </w:r>
+      <w:bookmarkEnd w:id="58"/>
+    </w:p>
+    <w:p>
+      <w:pPr>
+        <w:pStyle w:val="FirstParagraph"/>
+      </w:pPr>
+      <w:r>
+        <w:t xml:space="preserve">Three risks we are actually watching — the ones with the highest probability and the highest stakes against the structural thesis. If any one of them trips, we adjust position sizing. If two trip simultaneously, we re-underwrite the book.</w:t>
+      </w:r>
+    </w:p>
+    <w:p>
+      <w:pPr>
+        <w:pStyle w:val="BodyText"/>
+      </w:pPr>
+      <w:r>
+        <w:t xml:space="preserve">Trip-wire #1 · Labor market shock</w:t>
+      </w:r>
+    </w:p>
+    <w:p>
+      <w:pPr>
+        <w:pStyle w:val="BodyText"/>
+      </w:pPr>
+      <w:r>
+        <w:t xml:space="preserve">May NFP above 250k with average hourly earnings above 4% Y/Y.</w:t>
+      </w:r>
+    </w:p>
+    <w:p>
+      <w:pPr>
+        <w:pStyle w:val="BodyText"/>
+      </w:pPr>
+      <w:r>
+        <w:t xml:space="preserve">A re-acceleration in the labor market with sticky wage growth is the cleanest signal that the disinflation trajectory we are leaning on at PCE M/M is breaking. If that print lands on June 6, the Fed’s hawkish trio gets the substance they have been arguing the procedural fight for. The 10Y goes through 4.65% immediately; the S&amp;P loses 3–4% in two sessions; the rotation into AI breadth pauses.</w:t>
+      </w:r>
+    </w:p>
+    <w:p>
+      <w:pPr>
+        <w:pStyle w:val="BodyText"/>
+      </w:pPr>
+      <w:r>
+        <w:rPr>
+          <w:i/>
+        </w:rPr>
+        <w:t xml:space="preserve">Our response:</w:t>
+      </w:r>
+      <w:r>
+        <w:t xml:space="preserve"> </w:t>
+      </w:r>
+      <w:r>
+        <w:t xml:space="preserve">Cut AI infrastructure gross by 25%; add Russell put spreads; extend duration light only when 10Y backs up through 4.75%.</w:t>
+      </w:r>
+    </w:p>
+    <w:p>
+      <w:pPr>
+        <w:pStyle w:val="BodyText"/>
+      </w:pPr>
+      <w:r>
+        <w:t xml:space="preserve">Trip-wire #2 · Hyperscaler capex cut</w:t>
+      </w:r>
+    </w:p>
+    <w:p>
+      <w:pPr>
+        <w:pStyle w:val="BodyText"/>
+      </w:pPr>
+      <w:r>
+        <w:t xml:space="preserve">META, MSFT, AMZN, or GOOGL pre-announces a CapEx reduction at a mid-year update.</w:t>
+      </w:r>
+    </w:p>
+    <w:p>
+      <w:pPr>
+        <w:pStyle w:val="BodyText"/>
+      </w:pPr>
+      <w:r>
+        <w:t xml:space="preserve">The supercycle thesis depends on hyperscaler CapEx being structurally upward-revising, not flat or down. If any of the four announces a CapEx cut at a mid-year update (likely between June 15 and the Q2 print in late July), the AI infrastructure breadth basket loses its anchor. Dell, MRVL, AVGO, ANET are all derivatives of that CapEx line.</w:t>
+      </w:r>
+    </w:p>
+    <w:p>
+      <w:pPr>
+        <w:pStyle w:val="BodyText"/>
+      </w:pPr>
+      <w:r>
+        <w:rPr>
+          <w:i/>
+        </w:rPr>
+        <w:t xml:space="preserve">Our response:</w:t>
+      </w:r>
+      <w:r>
+        <w:t xml:space="preserve"> </w:t>
+      </w:r>
+      <w:r>
+        <w:t xml:space="preserve">Net out the AI infrastructure basket; rotate to AI software where the demand-side monetization is cleaner (CRM, ORCL, SNOW). NVDA pair-trade against the basket (long NVDA, short basket) becomes the expression.</w:t>
+      </w:r>
+    </w:p>
+    <w:p>
+      <w:pPr>
+        <w:pStyle w:val="BodyText"/>
+      </w:pPr>
+      <w:r>
+        <w:t xml:space="preserve">Trip-wire #3 · Credit event in private credit / regional banks</w:t>
+      </w:r>
+    </w:p>
+    <w:p>
+      <w:pPr>
+        <w:pStyle w:val="BodyText"/>
+      </w:pPr>
+      <w:r>
+        <w:t xml:space="preserve">A high-profile private credit fund halts redemptions, or a regional bank discloses material CRE losses.</w:t>
+      </w:r>
+    </w:p>
+    <w:p>
+      <w:pPr>
+        <w:pStyle w:val="BodyText"/>
+      </w:pPr>
+      <w:r>
+        <w:t xml:space="preserve">This is the off-radar tail risk that doesn’t show up in the equity tape until it does. Private credit AUM has doubled since 2020; the cycle hasn’t fully tested mark-to-market discipline. A KRE-style move (regional banks index down 15%+ in a week) is the symptom; the cause is likely commercial real estate marks or a fund-level liquidity event.</w:t>
+      </w:r>
+    </w:p>
+    <w:p>
+      <w:pPr>
+        <w:pStyle w:val="BodyText"/>
+      </w:pPr>
+      <w:r>
+        <w:rPr>
+          <w:i/>
+        </w:rPr>
+        <w:t xml:space="preserve">Our response:</w:t>
+      </w:r>
+      <w:r>
+        <w:t xml:space="preserve"> </w:t>
+      </w:r>
+      <w:r>
+        <w:t xml:space="preserve">Cut gross exposure across the board (not just sectors); raise cash to 15–20% of book; add Treasury duration as the safe-haven trade. Wait for the policy response before re-engaging.</w:t>
+      </w:r>
+    </w:p>
+    <w:p>
+      <w:pPr>
+        <w:pStyle w:val="BodyText"/>
+      </w:pPr>
+      <w:r>
+        <w:rPr>
+          <w:b/>
+        </w:rPr>
+        <w:t xml:space="preserve">Simply:</w:t>
+      </w:r>
+      <w:r>
+        <w:t xml:space="preserve"> </w:t>
+      </w:r>
+      <w:r>
+        <w:t xml:space="preserve">Three things would force us to change our minds: a hot jobs report, a hyperscaler CapEx cut, or a credit event in private credit or regional banks. One trip = adjust sizing. Two trip = re-underwrite the book.</w:t>
+      </w:r>
+    </w:p>
+    <w:bookmarkEnd w:id="59"/>
+    <w:bookmarkStart w:id="61" w:name="more-non-consensus"/>
+    <w:p>
+      <w:pPr>
+        <w:pStyle w:val="Heading2"/>
+      </w:pPr>
+      <w:bookmarkStart w:id="60" w:name="Xff9bdfdef153e1654647802603eae97a2c15cb2"/>
+      <w:r>
+        <w:t xml:space="preserve">12. The one thing Wall Street might not be thinking about (yet)</w:t>
+      </w:r>
+      <w:bookmarkEnd w:id="60"/>
+    </w:p>
+    <w:p>
+      <w:pPr>
+        <w:pStyle w:val="FirstParagraph"/>
+      </w:pPr>
+      <w:r>
+        <w:t xml:space="preserve">One high-conviction forward call with explicit falsification by date.</w:t>
+      </w:r>
+    </w:p>
+    <w:p>
+      <w:pPr>
+        <w:pStyle w:val="BodyText"/>
+      </w:pPr>
+      <w:r>
+        <w:t xml:space="preserve">Forward non-consensus · Hyperscaler CapEx revisions</w:t>
+      </w:r>
+    </w:p>
+    <w:p>
+      <w:pPr>
+        <w:pStyle w:val="BodyText"/>
+      </w:pPr>
+      <w:r>
+        <w:t xml:space="preserve">META, MSFT, or AMZN raises 2026 CapEx guidance at a mid-quarter analyst event between June 10 and June 25 — not cuts it.</w:t>
+      </w:r>
+    </w:p>
+    <w:p>
+      <w:pPr>
+        <w:pStyle w:val="BodyText"/>
+      </w:pPr>
+      <w:r>
+        <w:t xml:space="preserve">The Street is anchored on the “AI CapEx normalization” narrative. Dell, CRM, and Marvell printed the opposite on the supply side: $60B AI server orders at Dell, $1B+ Agentforce ARR at CRM, $16.5B FY28 target at Marvell. That kind of supply-side acceleration is not consistent with hyperscaler demand softening — it implies the demand side is tracking ahead of plan. The catalyst: any of META, MSFT, or AMZN hosts a mid-quarter analyst event between June 10 and June 25 with a CapEx revision higher. June is precisely the window when hyperscalers pre-announce ahead of Q2 earnings.</w:t>
+      </w:r>
+    </w:p>
+    <w:p>
+      <w:pPr>
+        <w:pStyle w:val="BodyText"/>
+      </w:pPr>
+      <w:r>
+        <w:rPr>
+          <w:i/>
+        </w:rPr>
+        <w:t xml:space="preserve">Trade:</w:t>
+      </w:r>
+      <w:r>
+        <w:t xml:space="preserve"> </w:t>
+      </w:r>
+      <w:r>
+        <w:t xml:space="preserve">long the AI infrastructure breadth basket (DELL, MRVL, AVGO, ANET, VRT) into June 10. Trim post-announcement on the gap-up.</w:t>
+      </w:r>
+      <w:r>
+        <w:t xml:space="preserve"> </w:t>
+      </w:r>
+      <w:r>
+        <w:rPr>
+          <w:i/>
+        </w:rPr>
+        <w:t xml:space="preserve">Falsification:</w:t>
+      </w:r>
+      <w:r>
+        <w:t xml:space="preserve"> </w:t>
+      </w:r>
+      <w:r>
+        <w:t xml:space="preserve">no CapEx raise from any of the four by June 25 = call dies. We do not double down.</w:t>
+      </w:r>
+    </w:p>
+    <w:p>
+      <w:pPr>
+        <w:pStyle w:val="BodyText"/>
+      </w:pPr>
+      <w:r>
+        <w:rPr>
+          <w:b/>
+        </w:rPr>
+        <w:t xml:space="preserve">Simply:</w:t>
+      </w:r>
+      <w:r>
+        <w:t xml:space="preserve"> </w:t>
+      </w:r>
+      <w:r>
+        <w:t xml:space="preserve">Everyone expects AI spending to slow. The supply-side prints from Dell, Salesforce, and Marvell suggest it is accelerating. Watch for META, MSFT, or AMZN to confirm with a CapEx raise this month.</w:t>
+      </w:r>
+    </w:p>
+    <w:bookmarkEnd w:id="61"/>
+    <w:bookmarkStart w:id="71" w:name="sources"/>
+    <w:p>
+      <w:pPr>
+        <w:pStyle w:val="Heading2"/>
+      </w:pPr>
+      <w:bookmarkStart w:id="62" w:name="sources-footnotes"/>
+      <w:r>
+        <w:t xml:space="preserve">Sources &amp; footnotes</w:t>
+      </w:r>
+      <w:bookmarkEnd w:id="62"/>
     </w:p>
     <w:p>
       <w:pPr>
@@ -2392,597 +2724,14 @@
         </w:numPr>
         <w:pStyle w:val="Compact"/>
       </w:pPr>
-      <w:r>
-        <w:rPr>
-          <w:b/>
-        </w:rPr>
-        <w:t xml:space="preserve">NVDA bottoms in the $200–$205 range (June 6–13), rebounds to $230 ahead of next earnings.</w:t>
-      </w:r>
-      <w:r>
-        <w:t xml:space="preserve"> </w:t>
-      </w:r>
-      <w:r>
-        <w:t xml:space="preserve">Probability ~55%. The May 14 to May 29 retracement is consistent with a ~10–12% pullback within an uptrend (the 200-day moving average sits around $198 currently). A reclaim of $215 on volume would confirm the bottom.</w:t>
-      </w:r>
-    </w:p>
-    <w:p>
-      <w:pPr>
-        <w:numPr>
-          <w:ilvl w:val="0"/>
-          <w:numId w:val="1003"/>
-        </w:numPr>
-        <w:pStyle w:val="Compact"/>
-      </w:pPr>
-      <w:r>
-        <w:rPr>
-          <w:b/>
-        </w:rPr>
-        <w:t xml:space="preserve">Dell consolidates in the $395–$425 zone for two weeks, then breaks higher into mid-July.</w:t>
-      </w:r>
-      <w:r>
-        <w:t xml:space="preserve"> </w:t>
-      </w:r>
-      <w:r>
-        <w:t xml:space="preserve">Probability ~50%. Dell closed Friday at $420.91 after the +33% gap (pre-rally close was ~$317). A +33% single-day move is rarely the end of a re-rating — it is usually the start. The mean post-record-day return is +5–8% over the following 60 trading days when the catalyst is fundamental (guide raise) rather than positioning.</w:t>
-      </w:r>
-    </w:p>
-    <w:p>
-      <w:pPr>
-        <w:numPr>
-          <w:ilvl w:val="0"/>
-          <w:numId w:val="1003"/>
-        </w:numPr>
-        <w:pStyle w:val="Compact"/>
-      </w:pPr>
-      <w:r>
-        <w:rPr>
-          <w:b/>
-        </w:rPr>
-        <w:t xml:space="preserve">Salesforce extends to $310 by August earnings.</w:t>
-      </w:r>
-      <w:r>
-        <w:t xml:space="preserve"> </w:t>
-      </w:r>
-      <w:r>
-        <w:t xml:space="preserve">Probability ~40%. The Agentforce $1B ARR data point gives the multiple permission to expand from the current ~28x forward toward 32x. The risk is a Q2 monetization-rate miss that proves Agentforce is land-and-expand-slowly rather than land-and-expand-fast.</w:t>
-      </w:r>
-    </w:p>
-    <w:p>
-      <w:pPr>
-        <w:numPr>
-          <w:ilvl w:val="0"/>
-          <w:numId w:val="1003"/>
-        </w:numPr>
-        <w:pStyle w:val="Compact"/>
-      </w:pPr>
-      <w:r>
-        <w:rPr>
-          <w:b/>
-        </w:rPr>
-        <w:t xml:space="preserve">Micron tests $1,000 before our trim level fires; then we ladder out per the May 28 piece.</w:t>
-      </w:r>
-      <w:r>
-        <w:t xml:space="preserve"> </w:t>
-      </w:r>
-      <w:r>
-        <w:t xml:space="preserve">See the</w:t>
-      </w:r>
-      <w:r>
-        <w:t xml:space="preserve"> </w:t>
-      </w:r>
-      <w:hyperlink r:id="rId56">
-        <w:r>
-          <w:rPr>
-            <w:rStyle w:val="Hyperlink"/>
-          </w:rPr>
-          <w:t xml:space="preserve">MU after UBS post</w:t>
-        </w:r>
-      </w:hyperlink>
-      <w:r>
-        <w:t xml:space="preserve"> </w:t>
-      </w:r>
-      <w:r>
-        <w:t xml:space="preserve">for the full ladder. Conviction at $923 was already the trim zone; the discipline is the discipline.</w:t>
-      </w:r>
-    </w:p>
-    <w:p>
-      <w:pPr>
-        <w:pStyle w:val="Heading3"/>
-      </w:pPr>
-      <w:bookmarkStart w:id="57" w:name="macro-predictions"/>
-      <w:r>
-        <w:t xml:space="preserve">Macro predictions</w:t>
-      </w:r>
-      <w:bookmarkEnd w:id="57"/>
-    </w:p>
-    <w:p>
-      <w:pPr>
-        <w:numPr>
-          <w:ilvl w:val="0"/>
-          <w:numId w:val="1004"/>
-        </w:numPr>
-        <w:pStyle w:val="Compact"/>
-      </w:pPr>
-      <w:r>
-        <w:rPr>
-          <w:b/>
-        </w:rPr>
-        <w:t xml:space="preserve">10Y range: 4.25–4.65% through June.</w:t>
-      </w:r>
-      <w:r>
-        <w:t xml:space="preserve"> </w:t>
-      </w:r>
-      <w:r>
-        <w:t xml:space="preserve">The geopolitical de-escalation premium gives the rate side ~20bp of room to rally; the inflation level gives the rate side ~10bp of risk to back up. The high-conviction trade is the range itself: sell vol when 10Y is at 4.65%, buy vol when it touches 4.25%.</w:t>
-      </w:r>
-    </w:p>
-    <w:p>
-      <w:pPr>
-        <w:numPr>
-          <w:ilvl w:val="0"/>
-          <w:numId w:val="1004"/>
-        </w:numPr>
-        <w:pStyle w:val="Compact"/>
-      </w:pPr>
-      <w:r>
-        <w:rPr>
-          <w:b/>
-        </w:rPr>
-        <w:t xml:space="preserve">Russell 2000 outperforms the S&amp;P on a sub-100k NFP.</w:t>
-      </w:r>
-      <w:r>
-        <w:t xml:space="preserve"> </w:t>
-      </w:r>
-      <w:r>
-        <w:t xml:space="preserve">Probability ~55% if NFP prints below 100k. Small-caps have under-performed mega-caps by ~12% YTD; a Fed-cut catalyst is the cleanest re-rating setup, and small-caps have the most beta to the cut.</w:t>
-      </w:r>
-    </w:p>
-    <w:p>
-      <w:pPr>
-        <w:numPr>
-          <w:ilvl w:val="0"/>
-          <w:numId w:val="1004"/>
-        </w:numPr>
-        <w:pStyle w:val="Compact"/>
-      </w:pPr>
-      <w:r>
-        <w:rPr>
-          <w:b/>
-        </w:rPr>
-        <w:t xml:space="preserve">WTI breaks $80 to the low $80s if US–Iran de-escalation language is formalized at the June 17–18 G7.</w:t>
-      </w:r>
-      <w:r>
-        <w:t xml:space="preserve"> </w:t>
-      </w:r>
-      <w:r>
-        <w:t xml:space="preserve">Probability ~45%. WTI closed Friday at $87.36 after a ~17% monthly decline. Formalization of the deal pulls another $5–7 out of the front of the curve as Iran supply that has been priced as offline returns to market; the offsetting demand-side weakness keeps a lid on any rally back through $90.</w:t>
-      </w:r>
-    </w:p>
-    <w:p>
-      <w:pPr>
-        <w:pStyle w:val="FirstParagraph"/>
-      </w:pPr>
-      <w:r>
-        <w:rPr>
-          <w:b/>
-        </w:rPr>
-        <w:t xml:space="preserve">Simply:</w:t>
-      </w:r>
-      <w:r>
-        <w:t xml:space="preserve"> </w:t>
-      </w:r>
-      <w:r>
-        <w:t xml:space="preserve">We see the S&amp;P at 8,000–8,200 by year-end (50% probability), with 8,500+ if the Fed cuts twice and 6,800 if the hawks finally take the easing-bias language out of the June statement. NVDA bottoms around $200–205. Dell consolidates higher. CRM keeps re-rating. The 10Y trades in a 4.25–4.65% range.</w:t>
-      </w:r>
-    </w:p>
-    <w:bookmarkEnd w:id="58"/>
-    <w:bookmarkStart w:id="60" w:name="what-breaks"/>
-    <w:p>
-      <w:pPr>
-        <w:pStyle w:val="Heading2"/>
-      </w:pPr>
-      <w:bookmarkStart w:id="59" w:name="what-would-falter-our-thesis"/>
-      <w:r>
-        <w:t xml:space="preserve">11. What would falter our thesis</w:t>
-      </w:r>
-      <w:bookmarkEnd w:id="59"/>
-    </w:p>
-    <w:p>
-      <w:pPr>
-        <w:pStyle w:val="FirstParagraph"/>
-      </w:pPr>
-      <w:r>
-        <w:t xml:space="preserve">We are honest about being wrong. The point of this section is to name the specific things that would force us to flip the book, before they happen, so we can be proactive instead of reactive. If two or more of the following trip simultaneously, we re-underwrite the structural thesis.</w:t>
-      </w:r>
-    </w:p>
-    <w:p>
-      <w:pPr>
-        <w:pStyle w:val="BodyText"/>
-      </w:pPr>
-      <w:r>
-        <w:t xml:space="preserve">Trip-wire #1 · Labor market shock</w:t>
-      </w:r>
-    </w:p>
-    <w:p>
-      <w:pPr>
-        <w:pStyle w:val="BodyText"/>
-      </w:pPr>
-      <w:r>
-        <w:t xml:space="preserve">May NFP above 250k with average hourly earnings above 4% Y/Y.</w:t>
-      </w:r>
-    </w:p>
-    <w:p>
-      <w:pPr>
-        <w:pStyle w:val="BodyText"/>
-      </w:pPr>
-      <w:r>
-        <w:t xml:space="preserve">A re-acceleration in the labor market with sticky wage growth is the cleanest signal that the disinflation trajectory we are leaning on at PCE M/M is breaking. If that print lands on June 6, the Fed’s hawkish trio gets the substance they have been arguing the procedural fight for. The 10Y goes through 4.65% immediately; the S&amp;P loses 3–4% in two sessions; the rotation into AI breadth pauses.</w:t>
-      </w:r>
-    </w:p>
-    <w:p>
-      <w:pPr>
-        <w:pStyle w:val="BodyText"/>
-      </w:pPr>
-      <w:r>
-        <w:rPr>
-          <w:i/>
-        </w:rPr>
-        <w:t xml:space="preserve">Our response:</w:t>
-      </w:r>
-      <w:r>
-        <w:t xml:space="preserve"> </w:t>
-      </w:r>
-      <w:r>
-        <w:t xml:space="preserve">Cut AI infrastructure gross by 25%, add Russell put spreads, extend duration light only when 10Y backs up through 4.75%.</w:t>
-      </w:r>
-    </w:p>
-    <w:p>
-      <w:pPr>
-        <w:pStyle w:val="BodyText"/>
-      </w:pPr>
-      <w:r>
-        <w:t xml:space="preserve">Trip-wire #2 · Hyperscaler capex cut</w:t>
-      </w:r>
-    </w:p>
-    <w:p>
-      <w:pPr>
-        <w:pStyle w:val="BodyText"/>
-      </w:pPr>
-      <w:r>
-        <w:t xml:space="preserve">META, MSFT, AMZN, or GOOGL pre-announces a CapEx reduction at a mid-year update.</w:t>
-      </w:r>
-    </w:p>
-    <w:p>
-      <w:pPr>
-        <w:pStyle w:val="BodyText"/>
-      </w:pPr>
-      <w:r>
-        <w:t xml:space="preserve">The supercycle thesis depends on hyperscaler CapEx being structurally upward-revising, not flat or down. If any of the four announces a CapEx cut at a mid-year update (likely between June 15 and the Q2 print in late July), the AI infrastructure breadth basket loses its anchor. Dell, MRVL, AVGO, ANET are all derivatives of that CapEx line.</w:t>
-      </w:r>
-    </w:p>
-    <w:p>
-      <w:pPr>
-        <w:pStyle w:val="BodyText"/>
-      </w:pPr>
-      <w:r>
-        <w:rPr>
-          <w:i/>
-        </w:rPr>
-        <w:t xml:space="preserve">Our response:</w:t>
-      </w:r>
-      <w:r>
-        <w:t xml:space="preserve"> </w:t>
-      </w:r>
-      <w:r>
-        <w:t xml:space="preserve">Net out the AI infrastructure basket; rotate to AI software where the demand-side monetization is cleaner (CRM, ORCL, SNOW). NVDA pair-trade against the basket (long NVDA, short basket) becomes the expression.</w:t>
-      </w:r>
-    </w:p>
-    <w:p>
-      <w:pPr>
-        <w:pStyle w:val="BodyText"/>
-      </w:pPr>
-      <w:r>
-        <w:t xml:space="preserve">Trip-wire #3 · Iran deal collapses</w:t>
-      </w:r>
-    </w:p>
-    <w:p>
-      <w:pPr>
-        <w:pStyle w:val="BodyText"/>
-      </w:pPr>
-      <w:r>
-        <w:t xml:space="preserve">US–Iran tentative agreement breaks down before June G7.</w:t>
-      </w:r>
-    </w:p>
-    <w:p>
-      <w:pPr>
-        <w:pStyle w:val="BodyText"/>
-      </w:pPr>
-      <w:r>
-        <w:t xml:space="preserve">The 25bp 10Y rally from the May 20 peak is partially priced on Iran de-escalation. If that breaks down before the G7 (June 14–15), WTI rallies through $70 and the breakeven inflation curve widens 15–20bp. PCE M/M would re-accelerate on energy pass-through. The Fed’s dovish camp loses the trajectory argument.</w:t>
-      </w:r>
-    </w:p>
-    <w:p>
-      <w:pPr>
-        <w:pStyle w:val="BodyText"/>
-      </w:pPr>
-      <w:r>
-        <w:rPr>
-          <w:i/>
-        </w:rPr>
-        <w:t xml:space="preserve">Our response:</w:t>
-      </w:r>
-      <w:r>
-        <w:t xml:space="preserve"> </w:t>
-      </w:r>
-      <w:r>
-        <w:t xml:space="preserve">Long energy (XOM, CVX added at current levels), short duration, neutral broad equities. The supercycle thesis still survives but the multiple compresses on rate-side stress.</w:t>
-      </w:r>
-    </w:p>
-    <w:p>
-      <w:pPr>
-        <w:pStyle w:val="BodyText"/>
-      </w:pPr>
-      <w:r>
-        <w:t xml:space="preserve">Trip-wire #4 · Credit event in private credit / regional banks</w:t>
-      </w:r>
-    </w:p>
-    <w:p>
-      <w:pPr>
-        <w:pStyle w:val="BodyText"/>
-      </w:pPr>
-      <w:r>
-        <w:t xml:space="preserve">A high-profile private credit fund halts redemptions, or a regional bank discloses material CRE losses.</w:t>
-      </w:r>
-    </w:p>
-    <w:p>
-      <w:pPr>
-        <w:pStyle w:val="BodyText"/>
-      </w:pPr>
-      <w:r>
-        <w:t xml:space="preserve">This is the off-radar tail risk that doesn’t show up in the equity tape until it does. Private credit AUM has doubled since 2020; the cycle hasn’t fully tested mark-to-market discipline. A KRE-style move (regional banks index down 15%+ in a week) is the symptom; the cause is likely commercial real estate marks or a fund-level liquidity event.</w:t>
-      </w:r>
-    </w:p>
-    <w:p>
-      <w:pPr>
-        <w:pStyle w:val="BodyText"/>
-      </w:pPr>
-      <w:r>
-        <w:rPr>
-          <w:i/>
-        </w:rPr>
-        <w:t xml:space="preserve">Our response:</w:t>
-      </w:r>
-      <w:r>
-        <w:t xml:space="preserve"> </w:t>
-      </w:r>
-      <w:r>
-        <w:t xml:space="preserve">Cut gross exposure across the board (not just sectors); raise cash to 15–20% of book; add Treasury duration as the safe-haven trade. Wait for the policy response before re-engaging.</w:t>
-      </w:r>
-    </w:p>
-    <w:p>
-      <w:pPr>
-        <w:pStyle w:val="BodyText"/>
-      </w:pPr>
-      <w:r>
-        <w:t xml:space="preserve">Trip-wire #5 · China retaliation on H200 / chip access</w:t>
-      </w:r>
-    </w:p>
-    <w:p>
-      <w:pPr>
-        <w:pStyle w:val="BodyText"/>
-      </w:pPr>
-      <w:r>
-        <w:t xml:space="preserve">China imposes a new tariff or non-tariff barrier on US AI chips, or restricts US firm access to rare-earth processing.</w:t>
-      </w:r>
-    </w:p>
-    <w:p>
-      <w:pPr>
-        <w:pStyle w:val="BodyText"/>
-      </w:pPr>
-      <w:r>
-        <w:t xml:space="preserve">The May 18 H200 China clearance was the dovish catalyst that we credited as a $500M–$1B uplift to NVDA’s Q2 guide. If China retaliates — either via a tariff escalation or via rare-earth export restrictions — the marginal AI capex bid from China-facing demand evaporates and the rare-earth supply chain for chip manufacturing tightens.</w:t>
-      </w:r>
-    </w:p>
-    <w:p>
-      <w:pPr>
-        <w:pStyle w:val="BodyText"/>
-      </w:pPr>
-      <w:r>
-        <w:rPr>
-          <w:i/>
-        </w:rPr>
-        <w:t xml:space="preserve">Our response:</w:t>
-      </w:r>
-      <w:r>
-        <w:t xml:space="preserve"> </w:t>
-      </w:r>
-      <w:r>
-        <w:t xml:space="preserve">Trim NVDA further (already trimming on rallies); trim memory exposure; add rare-earth and lithium exposure as the structural beneficiary; long USD/CNH on the rate differential.</w:t>
-      </w:r>
-    </w:p>
-    <w:p>
-      <w:pPr>
-        <w:pStyle w:val="BodyText"/>
-      </w:pPr>
-      <w:r>
-        <w:rPr>
-          <w:b/>
-        </w:rPr>
-        <w:t xml:space="preserve">Simply:</w:t>
-      </w:r>
-      <w:r>
-        <w:t xml:space="preserve"> </w:t>
-      </w:r>
-      <w:r>
-        <w:t xml:space="preserve">Five things would force us to change our minds: a hot jobs report, a hyperscaler CapEx cut, the Iran deal collapsing, a credit event, or China retaliation on chips. We are watching all five. If two trip at once, we change the book. If one trips, we adjust position sizing and keep watching.</w:t>
-      </w:r>
-    </w:p>
-    <w:bookmarkEnd w:id="60"/>
-    <w:bookmarkStart w:id="62" w:name="more-non-consensus"/>
-    <w:p>
-      <w:pPr>
-        <w:pStyle w:val="Heading2"/>
-      </w:pPr>
-      <w:bookmarkStart w:id="61" w:name="X36555fa9377d16981ec12897609594c5df8c2a7"/>
-      <w:r>
-        <w:t xml:space="preserve">12. Three more things Wall Street might not be thinking about (yet)</w:t>
-      </w:r>
-      <w:bookmarkEnd w:id="61"/>
-    </w:p>
-    <w:p>
-      <w:pPr>
-        <w:pStyle w:val="FirstParagraph"/>
-      </w:pPr>
-      <w:r>
-        <w:t xml:space="preserve">The May 26 piece had five non-consensus reads, three of which broke on the print (the mean-reversion math, the cross-asset divergence, the AI-multiples canary). The three that held (and the trend toward broadening AI leadership) inform what we are watching next. Three new forward-looking non-consensus reads for the next four weeks:</w:t>
-      </w:r>
-    </w:p>
-    <w:p>
-      <w:pPr>
-        <w:pStyle w:val="BodyText"/>
-      </w:pPr>
-      <w:r>
-        <w:t xml:space="preserve">New non-consensus #1 · Russell 2000</w:t>
-      </w:r>
-    </w:p>
-    <w:p>
-      <w:pPr>
-        <w:pStyle w:val="BodyText"/>
-      </w:pPr>
-      <w:r>
-        <w:t xml:space="preserve">The Russell is the cleanest expression of a dovish FOMC outcome — and it’s the most underweight on the Street.</w:t>
-      </w:r>
-    </w:p>
-    <w:p>
-      <w:pPr>
-        <w:pStyle w:val="BodyText"/>
-      </w:pPr>
-      <w:r>
-        <w:t xml:space="preserve">Small-caps have under-performed the S&amp;P by approximately 12% YTD and are still ~10% below their November 2024 highs. Street positioning is structurally underweight small-caps. A sub-100k NFP on June 6 followed by an in-line CPI on June 11 sets up the dovish FOMC framing — and the Russell has the most beta to that re-rating. Long IWM call spreads (Jul 2,950 / 3,100) is the high-convexity expression.</w:t>
-      </w:r>
-    </w:p>
-    <w:p>
-      <w:pPr>
-        <w:pStyle w:val="BodyText"/>
-      </w:pPr>
-      <w:r>
-        <w:rPr>
-          <w:b/>
-        </w:rPr>
-        <w:t xml:space="preserve">Simply:</w:t>
-      </w:r>
-      <w:r>
-        <w:t xml:space="preserve"> </w:t>
-      </w:r>
-      <w:r>
-        <w:t xml:space="preserve">Small-cap stocks have been left behind all year. If the Fed turns dovish at the June meeting, that’s the trade that catches up the fastest.</w:t>
-      </w:r>
-    </w:p>
-    <w:p>
-      <w:pPr>
-        <w:pStyle w:val="BodyText"/>
-      </w:pPr>
-      <w:r>
-        <w:t xml:space="preserve">New non-consensus #2 · Foreign demand for Treasuries</w:t>
-      </w:r>
-    </w:p>
-    <w:p>
-      <w:pPr>
-        <w:pStyle w:val="BodyText"/>
-      </w:pPr>
-      <w:r>
-        <w:t xml:space="preserve">Foreign demand for US duration is about to surge — the 10Y could touch 4.20% if the Iran-deal holds.</w:t>
-      </w:r>
-    </w:p>
-    <w:p>
-      <w:pPr>
-        <w:pStyle w:val="BodyText"/>
-      </w:pPr>
-      <w:r>
-        <w:t xml:space="preserve">The Street is pricing the 10Y as range-bound with a slight upward bias on inflation. The under-priced asymmetry is the foreign-demand side. Japanese and European investors have been under-allocated to USD duration since the 2024 FX volatility episode; with the Iran-deal premium pulled out of the 10Y, foreign buyers have a clean entry point. If the May 21–June 10 auction cycle shows indirect bids above 70% on the 10Y and 30Y, the 10Y can touch 4.20% before the FOMC. Long TLT call spreads (Jul $97 / $102) is the expression.</w:t>
-      </w:r>
-    </w:p>
-    <w:p>
-      <w:pPr>
-        <w:pStyle w:val="BodyText"/>
-      </w:pPr>
-      <w:r>
-        <w:rPr>
-          <w:b/>
-        </w:rPr>
-        <w:t xml:space="preserve">Simply:</w:t>
-      </w:r>
-      <w:r>
-        <w:t xml:space="preserve"> </w:t>
-      </w:r>
-      <w:r>
-        <w:t xml:space="preserve">Foreign investors have been waiting for a clean entry point in US Treasuries. With Iran de-escalating, they may finally have it. 10Y could move lower faster than anyone expects.</w:t>
-      </w:r>
-    </w:p>
-    <w:p>
-      <w:pPr>
-        <w:pStyle w:val="BodyText"/>
-      </w:pPr>
-      <w:r>
-        <w:t xml:space="preserve">New non-consensus #3 · Hyperscaler CapEx revisions</w:t>
-      </w:r>
-    </w:p>
-    <w:p>
-      <w:pPr>
-        <w:pStyle w:val="BodyText"/>
-      </w:pPr>
-      <w:r>
-        <w:t xml:space="preserve">META, MSFT, and AMZN raise CapEx guidance in June — not cut.</w:t>
-      </w:r>
-    </w:p>
-    <w:p>
-      <w:pPr>
-        <w:pStyle w:val="BodyText"/>
-      </w:pPr>
-      <w:r>
-        <w:t xml:space="preserve">The Street is anchored on the “AI CapEx normalization” narrative that we flagged as one of the explanations for NVDA’s −1.77% post-print. The Dell, CRM, and MRVL prints suggest the opposite is happening at the back end of the supply chain. Our high-conviction call: at least one of META, MSFT, AMZN raises 2026 CapEx guidance at a mid-quarter analyst event between June 10 and June 25, before the Q2 print arrives in late July. The trade: long the AI infrastructure basket pre-announcement; trim post-announcement on the gap-up.</w:t>
-      </w:r>
-    </w:p>
-    <w:p>
-      <w:pPr>
-        <w:pStyle w:val="BodyText"/>
-      </w:pPr>
-      <w:r>
-        <w:rPr>
-          <w:b/>
-        </w:rPr>
-        <w:t xml:space="preserve">Simply:</w:t>
-      </w:r>
-      <w:r>
-        <w:t xml:space="preserve"> </w:t>
-      </w:r>
-      <w:r>
-        <w:t xml:space="preserve">Everyone’s waiting for the AI spending to slow down. Dell, Salesforce, and Marvell just told us it’s accelerating. Watch for one of the big four cloud companies to confirm with a CapEx raise this month.</w:t>
-      </w:r>
-    </w:p>
-    <w:bookmarkEnd w:id="62"/>
-    <w:bookmarkStart w:id="65" w:name="sources"/>
-    <w:p>
-      <w:pPr>
-        <w:pStyle w:val="Heading2"/>
-      </w:pPr>
-      <w:bookmarkStart w:id="63" w:name="sources-footnotes"/>
-      <w:r>
-        <w:t xml:space="preserve">Sources &amp; footnotes</w:t>
-      </w:r>
-      <w:bookmarkEnd w:id="63"/>
-    </w:p>
-    <w:p>
-      <w:pPr>
-        <w:pStyle w:val="FirstParagraph"/>
-      </w:pPr>
+      <w:bookmarkStart w:id="64" w:name="fn1"/>
       <w:r>
         <w:t xml:space="preserve">May 26 outlook: "Eight weeks up. Now PCE has to confirm." Non-consensus #5 base-rate table cited 11-of-14 historical instances of 8-week streaks resolving flat-to-down in week 9.</w:t>
       </w:r>
       <w:r>
         <w:t xml:space="preserve"> </w:t>
       </w:r>
-      <w:hyperlink r:id="rId64">
+      <w:hyperlink r:id="rId63">
         <w:r>
           <w:rPr>
             <w:rStyle w:val="Hyperlink"/>
@@ -3004,11 +2753,17 @@
           <w:t xml:space="preserve">↩</w:t>
         </w:r>
       </w:hyperlink>
-    </w:p>
-    <w:p>
-      <w:pPr>
-        <w:pStyle w:val="BodyText"/>
-      </w:pPr>
+      <w:bookmarkEnd w:id="64"/>
+    </w:p>
+    <w:p>
+      <w:pPr>
+        <w:numPr>
+          <w:ilvl w:val="0"/>
+          <w:numId w:val="1003"/>
+        </w:numPr>
+        <w:pStyle w:val="Compact"/>
+      </w:pPr>
+      <w:bookmarkStart w:id="65" w:name="fn2"/>
       <w:r>
         <w:t xml:space="preserve">April 2026 PCE release, BEA: core PCE +0.2% M/M (vs +0.3% expected, +0.3% prior); core PCE +3.3% Y/Y (vs +3.3% consensus, +3.2% prior); headline PCE +3.8% Y/Y. CNBC coverage.</w:t>
       </w:r>
@@ -3023,13 +2778,19 @@
           <w:t xml:space="preserve">↩</w:t>
         </w:r>
       </w:hyperlink>
-    </w:p>
-    <w:p>
-      <w:pPr>
-        <w:pStyle w:val="BodyText"/>
-      </w:pPr>
-      <w:r>
-        <w:t xml:space="preserve">S&amp;P 500 close May 29, 2026 at 7,580.06; +0.22% on the day; ninth consecutive up week (longest since 2023); +5% on the month. Nasdaq close 26,972 (+8% on the month). TheStreet and BBN Times Friday close summaries.</w:t>
+      <w:bookmarkEnd w:id="65"/>
+    </w:p>
+    <w:p>
+      <w:pPr>
+        <w:numPr>
+          <w:ilvl w:val="0"/>
+          <w:numId w:val="1003"/>
+        </w:numPr>
+        <w:pStyle w:val="Compact"/>
+      </w:pPr>
+      <w:bookmarkStart w:id="66" w:name="fn3"/>
+      <w:r>
+        <w:t xml:space="preserve">S&amp;P 500 close May 29, 2026 at 7,580.06; +0.22% on the day; ninth consecutive up week (longest since 2023); +5% on the month. Nasdaq close 26,972.62 (+8% on the month); Dow 51,032.46 (record). TheStreet and BBN Times Friday close summaries.</w:t>
       </w:r>
       <w:r>
         <w:t xml:space="preserve"> </w:t>
@@ -3042,11 +2803,17 @@
           <w:t xml:space="preserve">↩</w:t>
         </w:r>
       </w:hyperlink>
-    </w:p>
-    <w:p>
-      <w:pPr>
-        <w:pStyle w:val="BodyText"/>
-      </w:pPr>
+      <w:bookmarkEnd w:id="66"/>
+    </w:p>
+    <w:p>
+      <w:pPr>
+        <w:numPr>
+          <w:ilvl w:val="0"/>
+          <w:numId w:val="1003"/>
+        </w:numPr>
+        <w:pStyle w:val="Compact"/>
+      </w:pPr>
+      <w:bookmarkStart w:id="67" w:name="fn4"/>
       <w:r>
         <w:t xml:space="preserve">Dell Technologies fiscal Q1 2027 earnings, reported May 28 after the close: Q1 revenue $43.8B (+88% Y/Y), EPS $4.86 (+214%), AI server revenue $16.1B (+757% Y/Y); FY27 revenue guidance raised by $27B, AI server guide raised to $60B. Friday May 29 close +33% (best single trading day on record). Sources: Dell 8-K filing; CNBC, Seeking Alpha, Yahoo Finance coverage.</w:t>
       </w:r>
@@ -3061,13 +2828,19 @@
           <w:t xml:space="preserve">↩</w:t>
         </w:r>
       </w:hyperlink>
-    </w:p>
-    <w:p>
-      <w:pPr>
-        <w:pStyle w:val="BodyText"/>
-      </w:pPr>
-      <w:r>
-        <w:t xml:space="preserve">10-year Treasury yield close May 29, 2026 at 4.45%; intraweek peak of 4.7% on May 20; ~25bp decline driven by US–Iran de-escalation reports and soft M/M PCE. TradingEconomics/Fed H.15 summary.</w:t>
+      <w:bookmarkEnd w:id="67"/>
+    </w:p>
+    <w:p>
+      <w:pPr>
+        <w:numPr>
+          <w:ilvl w:val="0"/>
+          <w:numId w:val="1003"/>
+        </w:numPr>
+        <w:pStyle w:val="Compact"/>
+      </w:pPr>
+      <w:bookmarkStart w:id="68" w:name="fn5"/>
+      <w:r>
+        <w:t xml:space="preserve">10-year Treasury yield close May 29, 2026 at 4.45%; intraweek peak of 4.7% on May 20; ~25bp decline driven by US–Iran de-escalation reports and soft M/M PCE. WTI closed at $87.36 (-17% for May). TradingEconomics/Fed H.15 summary.</w:t>
       </w:r>
       <w:r>
         <w:t xml:space="preserve"> </w:t>
@@ -3080,16 +2853,146 @@
           <w:t xml:space="preserve">↩</w:t>
         </w:r>
       </w:hyperlink>
-    </w:p>
-    <w:p>
-      <w:pPr>
-        <w:pStyle w:val="BodyText"/>
-      </w:pPr>
-      <w:r>
-        <w:t xml:space="preserve">NVIDIA Corp (NVDA) close May 29, 2026 at $211.14, −1.45% on the day, ~−5% on the week, ~−10% from the May 14 all-time closing high of $235.74. Yahoo Finance historical d</w:t>
-      </w:r>
-    </w:p>
-    <w:bookmarkEnd w:id="65"/>
+      <w:bookmarkEnd w:id="68"/>
+    </w:p>
+    <w:p>
+      <w:pPr>
+        <w:numPr>
+          <w:ilvl w:val="0"/>
+          <w:numId w:val="1003"/>
+        </w:numPr>
+        <w:pStyle w:val="Compact"/>
+      </w:pPr>
+      <w:bookmarkStart w:id="69" w:name="fn6"/>
+      <w:r>
+        <w:t xml:space="preserve">NVIDIA Corp (NVDA) close May 29, 2026 at $211.14, −1.45% on the day, ~−5% on the week, ~−10% from the May 14 all-time closing high of $235.74. Yahoo Finance historical data.</w:t>
+      </w:r>
+      <w:r>
+        <w:t xml:space="preserve"> </w:t>
+      </w:r>
+      <w:hyperlink w:anchor="fnref6a">
+        <w:r>
+          <w:rPr>
+            <w:rStyle w:val="Hyperlink"/>
+          </w:rPr>
+          <w:t xml:space="preserve">↩</w:t>
+        </w:r>
+      </w:hyperlink>
+      <w:bookmarkEnd w:id="69"/>
+    </w:p>
+    <w:p>
+      <w:pPr>
+        <w:pStyle w:val="FirstParagraph"/>
+      </w:pPr>
+      <w:r>
+        <w:t xml:space="preserve">Nothing on this page is investment advice. Forward-looking statements are scenarios, not promises. See</w:t>
+      </w:r>
+      <w:r>
+        <w:t xml:space="preserve"> </w:t>
+      </w:r>
+      <w:hyperlink r:id="rId70">
+        <w:r>
+          <w:rPr>
+            <w:rStyle w:val="Hyperlink"/>
+          </w:rPr>
+          <w:t xml:space="preserve">disclaimer</w:t>
+        </w:r>
+      </w:hyperlink>
+      <w:r>
+        <w:t xml:space="preserve">.</w:t>
+      </w:r>
+    </w:p>
+    <w:bookmarkEnd w:id="71"/>
+    <w:p>
+      <w:pPr>
+        <w:pStyle w:val="BodyText"/>
+      </w:pPr>
+      <w:r>
+        <w:t xml:space="preserve">©</w:t>
+      </w:r>
+      <w:r>
+        <w:t xml:space="preserve"> </w:t>
+      </w:r>
+      <w:bookmarkStart w:id="72" w:name="year"/>
+      <w:r>
+        <w:t xml:space="preserve">2026</w:t>
+      </w:r>
+      <w:bookmarkEnd w:id="72"/>
+      <w:r>
+        <w:t xml:space="preserve"> </w:t>
+      </w:r>
+      <w:r>
+        <w:t xml:space="preserve">Brandon Leon</w:t>
+      </w:r>
+    </w:p>
+    <w:p>
+      <w:pPr>
+        <w:numPr>
+          <w:ilvl w:val="0"/>
+          <w:numId w:val="1004"/>
+        </w:numPr>
+        <w:pStyle w:val="Compact"/>
+      </w:pPr>
+      <w:hyperlink r:id="rId73">
+        <w:r>
+          <w:rPr>
+            <w:rStyle w:val="Hyperlink"/>
+          </w:rPr>
+          <w:t xml:space="preserve">Now</w:t>
+        </w:r>
+      </w:hyperlink>
+    </w:p>
+    <w:p>
+      <w:pPr>
+        <w:numPr>
+          <w:ilvl w:val="0"/>
+          <w:numId w:val="1004"/>
+        </w:numPr>
+        <w:pStyle w:val="Compact"/>
+      </w:pPr>
+      <w:hyperlink r:id="rId70">
+        <w:r>
+          <w:rPr>
+            <w:rStyle w:val="Hyperlink"/>
+          </w:rPr>
+          <w:t xml:space="preserve">Disclaimer</w:t>
+        </w:r>
+      </w:hyperlink>
+    </w:p>
+    <w:p>
+      <w:pPr>
+        <w:numPr>
+          <w:ilvl w:val="0"/>
+          <w:numId w:val="1004"/>
+        </w:numPr>
+        <w:pStyle w:val="Compact"/>
+      </w:pPr>
+      <w:hyperlink r:id="rId74">
+        <w:r>
+          <w:rPr>
+            <w:rStyle w:val="Hyperlink"/>
+          </w:rPr>
+          <w:t xml:space="preserve">Email</w:t>
+        </w:r>
+      </w:hyperlink>
+    </w:p>
+    <w:p>
+      <w:pPr>
+        <w:numPr>
+          <w:ilvl w:val="0"/>
+          <w:numId w:val="1004"/>
+        </w:numPr>
+        <w:pStyle w:val="Compact"/>
+      </w:pPr>
+      <w:hyperlink r:id="rId75">
+        <w:r>
+          <w:rPr>
+            <w:rStyle w:val="Hyperlink"/>
+          </w:rPr>
+          <w:t xml:space="preserve">LinkedIn</w:t>
+        </w:r>
+      </w:hyperlink>
+    </w:p>
     <w:sectPr/>
   </w:body>
 </w:document>
@@ -3505,34 +3408,7 @@
     </w:lvlOverride>
   </w:num>
   <w:num w:numId="1004">
-    <w:abstractNumId w:val="99201"/>
-    <w:lvlOverride w:ilvl="0">
-      <w:startOverride w:val="1"/>
-    </w:lvlOverride>
-    <w:lvlOverride w:ilvl="1">
-      <w:startOverride w:val="1"/>
-    </w:lvlOverride>
-    <w:lvlOverride w:ilvl="2">
-      <w:startOverride w:val="1"/>
-    </w:lvlOverride>
-    <w:lvlOverride w:ilvl="3">
-      <w:startOverride w:val="1"/>
-    </w:lvlOverride>
-    <w:lvlOverride w:ilvl="4">
-      <w:startOverride w:val="1"/>
-    </w:lvlOverride>
-    <w:lvlOverride w:ilvl="5">
-      <w:startOverride w:val="1"/>
-    </w:lvlOverride>
-    <w:lvlOverride w:ilvl="6">
-      <w:startOverride w:val="1"/>
-    </w:lvlOverride>
-    <w:lvlOverride w:ilvl="7">
-      <w:startOverride w:val="1"/>
-    </w:lvlOverride>
-    <w:lvlOverride w:ilvl="8">
-      <w:startOverride w:val="1"/>
-    </w:lvlOverride>
+    <w:abstractNumId w:val="991"/>
   </w:num>
 </w:numbering>
 </file>
